--- a/templates/F05.docx
+++ b/templates/F05.docx
@@ -66,7 +66,6 @@
           <w:bCs/>
         </w:rPr>
       </w:pPr>
-      <w:proofErr w:type="gramStart"/>
       <w:r>
         <w:rPr>
           <w:b/>
@@ -74,7 +73,6 @@
         </w:rPr>
         <w:t>No :</w:t>
       </w:r>
-      <w:proofErr w:type="gramEnd"/>
       <w:r>
         <w:t xml:space="preserve"> </w:t>
       </w:r>
@@ -812,11 +810,6 @@
       </w:r>
     </w:p>
     <w:p>
-      <w:pPr>
-        <w:ind w:firstLine="720"/>
-      </w:pPr>
-    </w:p>
-    <w:p>
       <w:proofErr w:type="spellStart"/>
       <w:r>
         <w:t>Pengelola</w:t>
@@ -888,29 +881,49 @@
     <w:p/>
     <w:p>
       <w:r>
-        <w:t>Surya Tanra, S.Kom</w:t>
-      </w:r>
-      <w:r>
-        <w:tab/>
-      </w:r>
-      <w:r>
-        <w:tab/>
-      </w:r>
-      <w:r>
-        <w:tab/>
-      </w:r>
-      <w:r>
-        <w:tab/>
-      </w:r>
-      <w:r>
-        <w:tab/>
-      </w:r>
-      <w:r>
-        <w:tab/>
-        <w:t>…………………………..</w:t>
+        <w:t xml:space="preserve">Surya Tanra, </w:t>
+      </w:r>
+      <w:proofErr w:type="spellStart"/>
+      <w:r>
+        <w:t>S.Kom</w:t>
+      </w:r>
+      <w:proofErr w:type="spellEnd"/>
+      <w:r>
+        <w:tab/>
+      </w:r>
+      <w:r>
+        <w:tab/>
+      </w:r>
+      <w:r>
+        <w:tab/>
+      </w:r>
+      <w:r>
+        <w:tab/>
+      </w:r>
+      <w:r>
+        <w:tab/>
+      </w:r>
+      <w:r>
+        <w:tab/>
+      </w:r>
+      <w:r>
+        <w:t>{{</w:t>
+      </w:r>
+      <w:proofErr w:type="spellStart"/>
+      <w:r>
+        <w:t>namaPegawai</w:t>
+      </w:r>
+      <w:proofErr w:type="spellEnd"/>
+      <w:r>
+        <w:t>}}</w:t>
       </w:r>
     </w:p>
     <w:p>
+      <w:pPr>
+        <w:rPr>
+          <w:lang w:val="nl-NL"/>
+        </w:rPr>
+      </w:pPr>
       <w:r>
         <w:t xml:space="preserve">NIP 197104072002121001   </w:t>
       </w:r>
@@ -928,9 +941,21 @@
       </w:r>
       <w:r>
         <w:tab/>
-        <w:t>NIP</w:t>
+      </w:r>
+      <w:r>
+        <w:rPr>
+          <w:lang w:val="nl-NL"/>
+        </w:rPr>
+        <w:t xml:space="preserve">NIP </w:t>
+      </w:r>
+      <w:r>
+        <w:rPr>
+          <w:lang w:val="nl-NL"/>
+        </w:rPr>
+        <w:t>{{nipPegawai}}</w:t>
       </w:r>
     </w:p>
+    <w:p/>
     <w:p>
       <w:r>
         <w:tab/>
